--- a/artifacts/bids/2026-02-06/zayavka_2026-02-06.docx
+++ b/artifacts/bids/2026-02-06/zayavka_2026-02-06.docx
@@ -254,7 +254,7 @@
               <w:jc w:val="right"/>
             </w:pPr>
             <w:r>
-              <w:t>2,779</w:t>
+              <w:t>2,763</w:t>
             </w:r>
           </w:p>
         </w:tc>
@@ -277,7 +277,7 @@
               <w:jc w:val="right"/>
             </w:pPr>
             <w:r>
-              <w:t>4,050</w:t>
+              <w:t>4,041</w:t>
             </w:r>
           </w:p>
         </w:tc>
@@ -302,7 +302,7 @@
               <w:jc w:val="right"/>
             </w:pPr>
             <w:r>
-              <w:t>2,404</w:t>
+              <w:t>2,454</w:t>
             </w:r>
           </w:p>
         </w:tc>
@@ -325,7 +325,7 @@
               <w:jc w:val="right"/>
             </w:pPr>
             <w:r>
-              <w:t>4,904</w:t>
+              <w:t>4,902</w:t>
             </w:r>
           </w:p>
         </w:tc>
@@ -350,7 +350,7 @@
               <w:jc w:val="right"/>
             </w:pPr>
             <w:r>
-              <w:t>1,729</w:t>
+              <w:t>1,752</w:t>
             </w:r>
           </w:p>
         </w:tc>
@@ -373,7 +373,7 @@
               <w:jc w:val="right"/>
             </w:pPr>
             <w:r>
-              <w:t>4,887</w:t>
+              <w:t>4,886</w:t>
             </w:r>
           </w:p>
         </w:tc>
@@ -398,7 +398,7 @@
               <w:jc w:val="right"/>
             </w:pPr>
             <w:r>
-              <w:t>1,095</w:t>
+              <w:t>1,113</w:t>
             </w:r>
           </w:p>
         </w:tc>
@@ -494,7 +494,7 @@
               <w:jc w:val="right"/>
             </w:pPr>
             <w:r>
-              <w:t>0,211</w:t>
+              <w:t>0,204</w:t>
             </w:r>
           </w:p>
         </w:tc>
@@ -517,7 +517,7 @@
               <w:jc w:val="right"/>
             </w:pPr>
             <w:r>
-              <w:t>4,908</w:t>
+              <w:t>4,909</w:t>
             </w:r>
           </w:p>
         </w:tc>
@@ -542,7 +542,7 @@
               <w:jc w:val="right"/>
             </w:pPr>
             <w:r>
-              <w:t>0,117</w:t>
+              <w:t>0,119</w:t>
             </w:r>
           </w:p>
         </w:tc>
@@ -590,7 +590,7 @@
               <w:jc w:val="right"/>
             </w:pPr>
             <w:r>
-              <w:t>0,121</w:t>
+              <w:t>0,123</w:t>
             </w:r>
           </w:p>
         </w:tc>
@@ -638,7 +638,7 @@
               <w:jc w:val="right"/>
             </w:pPr>
             <w:r>
-              <w:t>0,244</w:t>
+              <w:t>0,262</w:t>
             </w:r>
           </w:p>
         </w:tc>
@@ -686,7 +686,7 @@
               <w:jc w:val="right"/>
             </w:pPr>
             <w:r>
-              <w:t>0,831</w:t>
+              <w:t>0,853</w:t>
             </w:r>
           </w:p>
         </w:tc>
@@ -734,7 +734,7 @@
               <w:jc w:val="right"/>
             </w:pPr>
             <w:r>
-              <w:t>1,638</w:t>
+              <w:t>1,626</w:t>
             </w:r>
           </w:p>
         </w:tc>
@@ -782,7 +782,7 @@
               <w:jc w:val="right"/>
             </w:pPr>
             <w:r>
-              <w:t>3,536</w:t>
+              <w:t>3,519</w:t>
             </w:r>
           </w:p>
         </w:tc>
@@ -805,7 +805,7 @@
               <w:jc w:val="right"/>
             </w:pPr>
             <w:r>
-              <w:t>4,894</w:t>
+              <w:t>4,895</w:t>
             </w:r>
           </w:p>
         </w:tc>
@@ -821,7 +821,7 @@
         <w:rPr>
           <w:b/>
         </w:rPr>
-        <w:t>Итого за сутки: 73,342 МВт·ч.</w:t>
+        <w:t>Итого за сутки: 73,415 МВт·ч.</w:t>
       </w:r>
     </w:p>
     <w:p>
@@ -834,7 +834,7 @@
     </w:p>
     <w:p>
       <w:r>
-        <w:t>Прогноз 7f519abb4071, сформирован 05.02.2026 05:00 (Астана); модель windcast-0.1.0-cascade+direct; погода: Open-Meteo Previous Runs: ECMWF IFS, ECMWF AIFS, ICON, GFS, UKMO, GEM, CMA, выпуск 2026-02-04 18:00:00 UTC.</w:t>
+        <w:t>Прогноз 40bf98bf5bb5, сформирован 05.02.2026 05:00 (Астана); модель windcast-0.1.0-cascade+direct; погода: Open-Meteo Previous Runs: ECMWF IFS, ECMWF AIFS, ICON, GFS, UKMO, GEM, CMA, выпуск 2026-02-04 18:00:00 UTC.</w:t>
       </w:r>
     </w:p>
     <w:tbl>
@@ -940,7 +940,7 @@
           </w:tcPr>
           <w:p>
             <w:r>
-              <w:t>1,127</w:t>
+              <w:t>1,143</w:t>
             </w:r>
           </w:p>
         </w:tc>
@@ -950,7 +950,7 @@
           </w:tcPr>
           <w:p>
             <w:r>
-              <w:t>2,779</w:t>
+              <w:t>2,763</w:t>
             </w:r>
           </w:p>
         </w:tc>
@@ -960,7 +960,7 @@
           </w:tcPr>
           <w:p>
             <w:r>
-              <w:t>4,715</w:t>
+              <w:t>4,742</w:t>
             </w:r>
           </w:p>
         </w:tc>
@@ -1012,7 +1012,7 @@
           </w:tcPr>
           <w:p>
             <w:r>
-              <w:t>2,404</w:t>
+              <w:t>2,454</w:t>
             </w:r>
           </w:p>
         </w:tc>
@@ -1022,7 +1022,7 @@
           </w:tcPr>
           <w:p>
             <w:r>
-              <w:t>4,558</w:t>
+              <w:t>4,578</w:t>
             </w:r>
           </w:p>
         </w:tc>
@@ -1032,7 +1032,7 @@
           </w:tcPr>
           <w:p>
             <w:r>
-              <w:t>7.6</w:t>
+              <w:t>7.7</w:t>
             </w:r>
           </w:p>
         </w:tc>
@@ -1064,7 +1064,7 @@
           </w:tcPr>
           <w:p>
             <w:r>
-              <w:t>0,184</w:t>
+              <w:t>0,192</w:t>
             </w:r>
           </w:p>
         </w:tc>
@@ -1074,7 +1074,7 @@
           </w:tcPr>
           <w:p>
             <w:r>
-              <w:t>1,729</w:t>
+              <w:t>1,752</w:t>
             </w:r>
           </w:p>
         </w:tc>
@@ -1084,7 +1084,7 @@
           </w:tcPr>
           <w:p>
             <w:r>
-              <w:t>4,333</w:t>
+              <w:t>4,306</w:t>
             </w:r>
           </w:p>
         </w:tc>
@@ -1126,7 +1126,7 @@
           </w:tcPr>
           <w:p>
             <w:r>
-              <w:t>0,070</w:t>
+              <w:t>0,063</w:t>
             </w:r>
           </w:p>
         </w:tc>
@@ -1136,7 +1136,7 @@
           </w:tcPr>
           <w:p>
             <w:r>
-              <w:t>1,095</w:t>
+              <w:t>1,113</w:t>
             </w:r>
           </w:p>
         </w:tc>
@@ -1146,7 +1146,7 @@
           </w:tcPr>
           <w:p>
             <w:r>
-              <w:t>3,623</w:t>
+              <w:t>3,614</w:t>
             </w:r>
           </w:p>
         </w:tc>
@@ -1208,7 +1208,7 @@
           </w:tcPr>
           <w:p>
             <w:r>
-              <w:t>2,911</w:t>
+              <w:t>2,938</w:t>
             </w:r>
           </w:p>
         </w:tc>
@@ -1250,7 +1250,7 @@
           </w:tcPr>
           <w:p>
             <w:r>
-              <w:t>0,004</w:t>
+              <w:t>0,003</w:t>
             </w:r>
           </w:p>
         </w:tc>
@@ -1260,7 +1260,7 @@
           </w:tcPr>
           <w:p>
             <w:r>
-              <w:t>0,211</w:t>
+              <w:t>0,204</w:t>
             </w:r>
           </w:p>
         </w:tc>
@@ -1270,7 +1270,7 @@
           </w:tcPr>
           <w:p>
             <w:r>
-              <w:t>1,965</w:t>
+              <w:t>2,001</w:t>
             </w:r>
           </w:p>
         </w:tc>
@@ -1322,7 +1322,7 @@
           </w:tcPr>
           <w:p>
             <w:r>
-              <w:t>0,117</w:t>
+              <w:t>0,119</w:t>
             </w:r>
           </w:p>
         </w:tc>
@@ -1332,7 +1332,7 @@
           </w:tcPr>
           <w:p>
             <w:r>
-              <w:t>1,606</w:t>
+              <w:t>1,583</w:t>
             </w:r>
           </w:p>
         </w:tc>
@@ -1342,7 +1342,7 @@
           </w:tcPr>
           <w:p>
             <w:r>
-              <w:t>3.0</w:t>
+              <w:t>3.1</w:t>
             </w:r>
           </w:p>
         </w:tc>
@@ -1374,7 +1374,7 @@
           </w:tcPr>
           <w:p>
             <w:r>
-              <w:t>0,003</w:t>
+              <w:t>0,001</w:t>
             </w:r>
           </w:p>
         </w:tc>
@@ -1384,7 +1384,7 @@
           </w:tcPr>
           <w:p>
             <w:r>
-              <w:t>0,121</w:t>
+              <w:t>0,123</w:t>
             </w:r>
           </w:p>
         </w:tc>
@@ -1404,7 +1404,7 @@
           </w:tcPr>
           <w:p>
             <w:r>
-              <w:t>3.1</w:t>
+              <w:t>3.2</w:t>
             </w:r>
           </w:p>
         </w:tc>
@@ -1436,7 +1436,7 @@
           </w:tcPr>
           <w:p>
             <w:r>
-              <w:t>0,005</w:t>
+              <w:t>0,006</w:t>
             </w:r>
           </w:p>
         </w:tc>
@@ -1446,7 +1446,7 @@
           </w:tcPr>
           <w:p>
             <w:r>
-              <w:t>0,244</w:t>
+              <w:t>0,262</w:t>
             </w:r>
           </w:p>
         </w:tc>
@@ -1456,7 +1456,7 @@
           </w:tcPr>
           <w:p>
             <w:r>
-              <w:t>2,244</w:t>
+              <w:t>2,233</w:t>
             </w:r>
           </w:p>
         </w:tc>
@@ -1466,7 +1466,7 @@
           </w:tcPr>
           <w:p>
             <w:r>
-              <w:t>4.2</w:t>
+              <w:t>4.3</w:t>
             </w:r>
           </w:p>
         </w:tc>
@@ -1508,7 +1508,7 @@
           </w:tcPr>
           <w:p>
             <w:r>
-              <w:t>0,831</w:t>
+              <w:t>0,853</w:t>
             </w:r>
           </w:p>
         </w:tc>
@@ -1518,7 +1518,7 @@
           </w:tcPr>
           <w:p>
             <w:r>
-              <w:t>2,916</w:t>
+              <w:t>2,875</w:t>
             </w:r>
           </w:p>
         </w:tc>
@@ -1528,7 +1528,7 @@
           </w:tcPr>
           <w:p>
             <w:r>
-              <w:t>5.6</w:t>
+              <w:t>5.7</w:t>
             </w:r>
           </w:p>
         </w:tc>
@@ -1560,7 +1560,7 @@
           </w:tcPr>
           <w:p>
             <w:r>
-              <w:t>0,049</w:t>
+              <w:t>0,054</w:t>
             </w:r>
           </w:p>
         </w:tc>
@@ -1570,7 +1570,7 @@
           </w:tcPr>
           <w:p>
             <w:r>
-              <w:t>1,638</w:t>
+              <w:t>1,626</w:t>
             </w:r>
           </w:p>
         </w:tc>
@@ -1580,7 +1580,7 @@
           </w:tcPr>
           <w:p>
             <w:r>
-              <w:t>4,026</w:t>
+              <w:t>4,007</w:t>
             </w:r>
           </w:p>
         </w:tc>
@@ -1622,7 +1622,7 @@
           </w:tcPr>
           <w:p>
             <w:r>
-              <w:t>0,524</w:t>
+              <w:t>0,511</w:t>
             </w:r>
           </w:p>
         </w:tc>
@@ -1632,7 +1632,7 @@
           </w:tcPr>
           <w:p>
             <w:r>
-              <w:t>3,536</w:t>
+              <w:t>3,519</w:t>
             </w:r>
           </w:p>
         </w:tc>
@@ -1642,7 +1642,7 @@
           </w:tcPr>
           <w:p>
             <w:r>
-              <w:t>4,890</w:t>
+              <w:t>4,880</w:t>
             </w:r>
           </w:p>
         </w:tc>
@@ -1684,7 +1684,7 @@
           </w:tcPr>
           <w:p>
             <w:r>
-              <w:t>1,348</w:t>
+              <w:t>1,365</w:t>
             </w:r>
           </w:p>
         </w:tc>
@@ -1694,7 +1694,7 @@
           </w:tcPr>
           <w:p>
             <w:r>
-              <w:t>4,050</w:t>
+              <w:t>4,041</w:t>
             </w:r>
           </w:p>
         </w:tc>
@@ -1704,7 +1704,7 @@
           </w:tcPr>
           <w:p>
             <w:r>
-              <w:t>4,986</w:t>
+              <w:t>4,981</w:t>
             </w:r>
           </w:p>
         </w:tc>
@@ -1746,7 +1746,7 @@
           </w:tcPr>
           <w:p>
             <w:r>
-              <w:t>3,119</w:t>
+              <w:t>3,120</w:t>
             </w:r>
           </w:p>
         </w:tc>
@@ -1756,7 +1756,7 @@
           </w:tcPr>
           <w:p>
             <w:r>
-              <w:t>4,904</w:t>
+              <w:t>4,902</w:t>
             </w:r>
           </w:p>
         </w:tc>
@@ -1808,7 +1808,7 @@
           </w:tcPr>
           <w:p>
             <w:r>
-              <w:t>4,571</w:t>
+              <w:t>4,549</w:t>
             </w:r>
           </w:p>
         </w:tc>
@@ -1818,7 +1818,7 @@
           </w:tcPr>
           <w:p>
             <w:r>
-              <w:t>4,887</w:t>
+              <w:t>4,886</w:t>
             </w:r>
           </w:p>
         </w:tc>
@@ -1828,7 +1828,7 @@
           </w:tcPr>
           <w:p>
             <w:r>
-              <w:t>4,990</w:t>
+              <w:t>4,989</w:t>
             </w:r>
           </w:p>
         </w:tc>
@@ -1870,7 +1870,7 @@
           </w:tcPr>
           <w:p>
             <w:r>
-              <w:t>4,724</w:t>
+              <w:t>4,720</w:t>
             </w:r>
           </w:p>
         </w:tc>
@@ -1890,7 +1890,7 @@
           </w:tcPr>
           <w:p>
             <w:r>
-              <w:t>4,985</w:t>
+              <w:t>4,986</w:t>
             </w:r>
           </w:p>
         </w:tc>
@@ -1900,7 +1900,7 @@
           </w:tcPr>
           <w:p>
             <w:r>
-              <w:t>13.2</w:t>
+              <w:t>13.1</w:t>
             </w:r>
           </w:p>
         </w:tc>
@@ -1932,7 +1932,7 @@
           </w:tcPr>
           <w:p>
             <w:r>
-              <w:t>4,780</w:t>
+              <w:t>4,781</w:t>
             </w:r>
           </w:p>
         </w:tc>
@@ -1952,7 +1952,7 @@
           </w:tcPr>
           <w:p>
             <w:r>
-              <w:t>4,998</w:t>
+              <w:t>4,996</w:t>
             </w:r>
           </w:p>
         </w:tc>
@@ -1994,7 +1994,7 @@
           </w:tcPr>
           <w:p>
             <w:r>
-              <w:t>4,778</w:t>
+              <w:t>4,777</w:t>
             </w:r>
           </w:p>
         </w:tc>
@@ -2004,7 +2004,7 @@
           </w:tcPr>
           <w:p>
             <w:r>
-              <w:t>4,908</w:t>
+              <w:t>4,909</w:t>
             </w:r>
           </w:p>
         </w:tc>
@@ -2086,7 +2086,7 @@
           </w:tcPr>
           <w:p>
             <w:r>
-              <w:t>13.5</w:t>
+              <w:t>13.4</w:t>
             </w:r>
           </w:p>
         </w:tc>
@@ -2118,7 +2118,7 @@
           </w:tcPr>
           <w:p>
             <w:r>
-              <w:t>4,812</w:t>
+              <w:t>4,810</w:t>
             </w:r>
           </w:p>
         </w:tc>
@@ -2180,7 +2180,7 @@
           </w:tcPr>
           <w:p>
             <w:r>
-              <w:t>4,795</w:t>
+              <w:t>4,797</w:t>
             </w:r>
           </w:p>
         </w:tc>
@@ -2242,7 +2242,7 @@
           </w:tcPr>
           <w:p>
             <w:r>
-              <w:t>4,777</w:t>
+              <w:t>4,774</w:t>
             </w:r>
           </w:p>
         </w:tc>
@@ -2262,7 +2262,7 @@
           </w:tcPr>
           <w:p>
             <w:r>
-              <w:t>4,988</w:t>
+              <w:t>4,989</w:t>
             </w:r>
           </w:p>
         </w:tc>
@@ -2304,7 +2304,7 @@
           </w:tcPr>
           <w:p>
             <w:r>
-              <w:t>4,812</w:t>
+              <w:t>4,815</w:t>
             </w:r>
           </w:p>
         </w:tc>
@@ -2334,7 +2334,7 @@
           </w:tcPr>
           <w:p>
             <w:r>
-              <w:t>12.6</w:t>
+              <w:t>12.5</w:t>
             </w:r>
           </w:p>
         </w:tc>
@@ -2366,7 +2366,7 @@
           </w:tcPr>
           <w:p>
             <w:r>
-              <w:t>4,611</w:t>
+              <w:t>4,607</w:t>
             </w:r>
           </w:p>
         </w:tc>
@@ -2376,7 +2376,7 @@
           </w:tcPr>
           <w:p>
             <w:r>
-              <w:t>4,894</w:t>
+              <w:t>4,895</w:t>
             </w:r>
           </w:p>
         </w:tc>
@@ -2386,7 +2386,7 @@
           </w:tcPr>
           <w:p>
             <w:r>
-              <w:t>4,996</w:t>
+              <w:t>4,993</w:t>
             </w:r>
           </w:p>
         </w:tc>
@@ -2423,7 +2423,7 @@
         <w:pStyle w:val="ListBullet"/>
       </w:pPr>
       <w:r>
-        <w:t>резкий спад на 1.88 МВт за 3 ч к 02:00</w:t>
+        <w:t>резкий спад на 1.86 МВт за 3 ч к 04:00</w:t>
       </w:r>
     </w:p>
     <w:p>
@@ -2431,7 +2431,7 @@
         <w:pStyle w:val="ListBullet"/>
       </w:pPr>
       <w:r>
-        <w:t>резкий рост на 3.29 МВт за 3 ч к 11:00</w:t>
+        <w:t>резкий рост на 3.28 МВт за 3 ч к 13:00</w:t>
       </w:r>
     </w:p>
     <w:p>
@@ -2568,7 +2568,7 @@
           </w:tcPr>
           <w:p>
             <w:r>
-              <w:t>0,727</w:t>
+              <w:t>0,743</w:t>
             </w:r>
           </w:p>
         </w:tc>
@@ -2578,7 +2578,7 @@
           </w:tcPr>
           <w:p>
             <w:r>
-              <w:t>2,779 → 3,506</w:t>
+              <w:t>2,763 → 3,506</w:t>
             </w:r>
           </w:p>
         </w:tc>
@@ -2630,7 +2630,7 @@
           </w:tcPr>
           <w:p>
             <w:r>
-              <w:t>0,713</w:t>
+              <w:t>0,746</w:t>
             </w:r>
           </w:p>
         </w:tc>
@@ -2640,7 +2640,7 @@
           </w:tcPr>
           <w:p>
             <w:r>
-              <w:t>1,095 → 1,808</w:t>
+              <w:t>1,113 → 1,859</w:t>
             </w:r>
           </w:p>
         </w:tc>
@@ -2692,7 +2692,7 @@
           </w:tcPr>
           <w:p>
             <w:r>
-              <w:t>0,536</w:t>
+              <w:t>0,617</w:t>
             </w:r>
           </w:p>
         </w:tc>
@@ -2702,7 +2702,7 @@
           </w:tcPr>
           <w:p>
             <w:r>
-              <w:t>0,587 → 1,123</w:t>
+              <w:t>0,587 → 1,204</w:t>
             </w:r>
           </w:p>
         </w:tc>
@@ -2754,7 +2754,7 @@
           </w:tcPr>
           <w:p>
             <w:r>
-              <w:t>0,689</w:t>
+              <w:t>0,713</w:t>
             </w:r>
           </w:p>
         </w:tc>
@@ -2764,7 +2764,7 @@
           </w:tcPr>
           <w:p>
             <w:r>
-              <w:t>0,831 → 0,142</w:t>
+              <w:t>0,853 → 0,140</w:t>
             </w:r>
           </w:p>
         </w:tc>
@@ -2816,7 +2816,7 @@
           </w:tcPr>
           <w:p>
             <w:r>
-              <w:t>1,155</w:t>
+              <w:t>1,150</w:t>
             </w:r>
           </w:p>
         </w:tc>
@@ -2826,7 +2826,7 @@
           </w:tcPr>
           <w:p>
             <w:r>
-              <w:t>1,638 → 0,483</w:t>
+              <w:t>1,626 → 0,476</w:t>
             </w:r>
           </w:p>
         </w:tc>
@@ -2878,7 +2878,7 @@
           </w:tcPr>
           <w:p>
             <w:r>
-              <w:t>2,165</w:t>
+              <w:t>2,153</w:t>
             </w:r>
           </w:p>
         </w:tc>
@@ -2888,7 +2888,7 @@
           </w:tcPr>
           <w:p>
             <w:r>
-              <w:t>3,536 → 1,371</w:t>
+              <w:t>3,519 → 1,366</w:t>
             </w:r>
           </w:p>
         </w:tc>
@@ -2940,7 +2940,7 @@
           </w:tcPr>
           <w:p>
             <w:r>
-              <w:t>1,415</w:t>
+              <w:t>1,434</w:t>
             </w:r>
           </w:p>
         </w:tc>
@@ -2950,7 +2950,7 @@
           </w:tcPr>
           <w:p>
             <w:r>
-              <w:t>4,050 → 2,635</w:t>
+              <w:t>4,041 → 2,607</w:t>
             </w:r>
           </w:p>
         </w:tc>
@@ -3002,7 +3002,7 @@
           </w:tcPr>
           <w:p>
             <w:r>
-              <w:t>0,571</w:t>
+              <w:t>0,542</w:t>
             </w:r>
           </w:p>
         </w:tc>
@@ -3012,7 +3012,7 @@
           </w:tcPr>
           <w:p>
             <w:r>
-              <w:t>4,904 → 4,333</w:t>
+              <w:t>4,902 → 4,360</w:t>
             </w:r>
           </w:p>
         </w:tc>

--- a/artifacts/bids/2026-02-06/zayavka_2026-02-06.docx
+++ b/artifacts/bids/2026-02-06/zayavka_2026-02-06.docx
@@ -254,7 +254,7 @@
               <w:jc w:val="right"/>
             </w:pPr>
             <w:r>
-              <w:t>2,763</w:t>
+              <w:t>2,769</w:t>
             </w:r>
           </w:p>
         </w:tc>
@@ -277,7 +277,7 @@
               <w:jc w:val="right"/>
             </w:pPr>
             <w:r>
-              <w:t>4,041</w:t>
+              <w:t>4,061</w:t>
             </w:r>
           </w:p>
         </w:tc>
@@ -302,7 +302,7 @@
               <w:jc w:val="right"/>
             </w:pPr>
             <w:r>
-              <w:t>2,454</w:t>
+              <w:t>2,428</w:t>
             </w:r>
           </w:p>
         </w:tc>
@@ -325,7 +325,7 @@
               <w:jc w:val="right"/>
             </w:pPr>
             <w:r>
-              <w:t>4,902</w:t>
+              <w:t>4,909</w:t>
             </w:r>
           </w:p>
         </w:tc>
@@ -350,7 +350,7 @@
               <w:jc w:val="right"/>
             </w:pPr>
             <w:r>
-              <w:t>1,752</w:t>
+              <w:t>1,706</w:t>
             </w:r>
           </w:p>
         </w:tc>
@@ -373,7 +373,7 @@
               <w:jc w:val="right"/>
             </w:pPr>
             <w:r>
-              <w:t>4,886</w:t>
+              <w:t>4,880</w:t>
             </w:r>
           </w:p>
         </w:tc>
@@ -398,7 +398,7 @@
               <w:jc w:val="right"/>
             </w:pPr>
             <w:r>
-              <w:t>1,113</w:t>
+              <w:t>1,046</w:t>
             </w:r>
           </w:p>
         </w:tc>
@@ -421,7 +421,7 @@
               <w:jc w:val="right"/>
             </w:pPr>
             <w:r>
-              <w:t>4,885</w:t>
+              <w:t>4,878</w:t>
             </w:r>
           </w:p>
         </w:tc>
@@ -446,7 +446,7 @@
               <w:jc w:val="right"/>
             </w:pPr>
             <w:r>
-              <w:t>0,587</w:t>
+              <w:t>0,552</w:t>
             </w:r>
           </w:p>
         </w:tc>
@@ -457,6 +457,150 @@
           <w:p>
             <w:r>
               <w:t>17:00</w:t>
+            </w:r>
+          </w:p>
+        </w:tc>
+        <w:tc>
+          <w:tcPr>
+            <w:tcW w:type="dxa" w:w="2160"/>
+          </w:tcPr>
+          <w:p>
+            <w:pPr>
+              <w:jc w:val="right"/>
+            </w:pPr>
+            <w:r>
+              <w:t>4,939</w:t>
+            </w:r>
+          </w:p>
+        </w:tc>
+      </w:tr>
+      <w:tr>
+        <w:tc>
+          <w:tcPr>
+            <w:tcW w:type="dxa" w:w="2160"/>
+          </w:tcPr>
+          <w:p>
+            <w:r>
+              <w:t>06:00</w:t>
+            </w:r>
+          </w:p>
+        </w:tc>
+        <w:tc>
+          <w:tcPr>
+            <w:tcW w:type="dxa" w:w="2160"/>
+          </w:tcPr>
+          <w:p>
+            <w:pPr>
+              <w:jc w:val="right"/>
+            </w:pPr>
+            <w:r>
+              <w:t>0,173</w:t>
+            </w:r>
+          </w:p>
+        </w:tc>
+        <w:tc>
+          <w:tcPr>
+            <w:tcW w:type="dxa" w:w="2160"/>
+          </w:tcPr>
+          <w:p>
+            <w:r>
+              <w:t>18:00</w:t>
+            </w:r>
+          </w:p>
+        </w:tc>
+        <w:tc>
+          <w:tcPr>
+            <w:tcW w:type="dxa" w:w="2160"/>
+          </w:tcPr>
+          <w:p>
+            <w:pPr>
+              <w:jc w:val="right"/>
+            </w:pPr>
+            <w:r>
+              <w:t>4,912</w:t>
+            </w:r>
+          </w:p>
+        </w:tc>
+      </w:tr>
+      <w:tr>
+        <w:tc>
+          <w:tcPr>
+            <w:tcW w:type="dxa" w:w="2160"/>
+          </w:tcPr>
+          <w:p>
+            <w:r>
+              <w:t>07:00</w:t>
+            </w:r>
+          </w:p>
+        </w:tc>
+        <w:tc>
+          <w:tcPr>
+            <w:tcW w:type="dxa" w:w="2160"/>
+          </w:tcPr>
+          <w:p>
+            <w:pPr>
+              <w:jc w:val="right"/>
+            </w:pPr>
+            <w:r>
+              <w:t>0,101</w:t>
+            </w:r>
+          </w:p>
+        </w:tc>
+        <w:tc>
+          <w:tcPr>
+            <w:tcW w:type="dxa" w:w="2160"/>
+          </w:tcPr>
+          <w:p>
+            <w:r>
+              <w:t>19:00</w:t>
+            </w:r>
+          </w:p>
+        </w:tc>
+        <w:tc>
+          <w:tcPr>
+            <w:tcW w:type="dxa" w:w="2160"/>
+          </w:tcPr>
+          <w:p>
+            <w:pPr>
+              <w:jc w:val="right"/>
+            </w:pPr>
+            <w:r>
+              <w:t>4,960</w:t>
+            </w:r>
+          </w:p>
+        </w:tc>
+      </w:tr>
+      <w:tr>
+        <w:tc>
+          <w:tcPr>
+            <w:tcW w:type="dxa" w:w="2160"/>
+          </w:tcPr>
+          <w:p>
+            <w:r>
+              <w:t>08:00</w:t>
+            </w:r>
+          </w:p>
+        </w:tc>
+        <w:tc>
+          <w:tcPr>
+            <w:tcW w:type="dxa" w:w="2160"/>
+          </w:tcPr>
+          <w:p>
+            <w:pPr>
+              <w:jc w:val="right"/>
+            </w:pPr>
+            <w:r>
+              <w:t>0,115</w:t>
+            </w:r>
+          </w:p>
+        </w:tc>
+        <w:tc>
+          <w:tcPr>
+            <w:tcW w:type="dxa" w:w="2160"/>
+          </w:tcPr>
+          <w:p>
+            <w:r>
+              <w:t>20:00</w:t>
             </w:r>
           </w:p>
         </w:tc>
@@ -481,150 +625,6 @@
           </w:tcPr>
           <w:p>
             <w:r>
-              <w:t>06:00</w:t>
-            </w:r>
-          </w:p>
-        </w:tc>
-        <w:tc>
-          <w:tcPr>
-            <w:tcW w:type="dxa" w:w="2160"/>
-          </w:tcPr>
-          <w:p>
-            <w:pPr>
-              <w:jc w:val="right"/>
-            </w:pPr>
-            <w:r>
-              <w:t>0,204</w:t>
-            </w:r>
-          </w:p>
-        </w:tc>
-        <w:tc>
-          <w:tcPr>
-            <w:tcW w:type="dxa" w:w="2160"/>
-          </w:tcPr>
-          <w:p>
-            <w:r>
-              <w:t>18:00</w:t>
-            </w:r>
-          </w:p>
-        </w:tc>
-        <w:tc>
-          <w:tcPr>
-            <w:tcW w:type="dxa" w:w="2160"/>
-          </w:tcPr>
-          <w:p>
-            <w:pPr>
-              <w:jc w:val="right"/>
-            </w:pPr>
-            <w:r>
-              <w:t>4,909</w:t>
-            </w:r>
-          </w:p>
-        </w:tc>
-      </w:tr>
-      <w:tr>
-        <w:tc>
-          <w:tcPr>
-            <w:tcW w:type="dxa" w:w="2160"/>
-          </w:tcPr>
-          <w:p>
-            <w:r>
-              <w:t>07:00</w:t>
-            </w:r>
-          </w:p>
-        </w:tc>
-        <w:tc>
-          <w:tcPr>
-            <w:tcW w:type="dxa" w:w="2160"/>
-          </w:tcPr>
-          <w:p>
-            <w:pPr>
-              <w:jc w:val="right"/>
-            </w:pPr>
-            <w:r>
-              <w:t>0,119</w:t>
-            </w:r>
-          </w:p>
-        </w:tc>
-        <w:tc>
-          <w:tcPr>
-            <w:tcW w:type="dxa" w:w="2160"/>
-          </w:tcPr>
-          <w:p>
-            <w:r>
-              <w:t>19:00</w:t>
-            </w:r>
-          </w:p>
-        </w:tc>
-        <w:tc>
-          <w:tcPr>
-            <w:tcW w:type="dxa" w:w="2160"/>
-          </w:tcPr>
-          <w:p>
-            <w:pPr>
-              <w:jc w:val="right"/>
-            </w:pPr>
-            <w:r>
-              <w:t>4,946</w:t>
-            </w:r>
-          </w:p>
-        </w:tc>
-      </w:tr>
-      <w:tr>
-        <w:tc>
-          <w:tcPr>
-            <w:tcW w:type="dxa" w:w="2160"/>
-          </w:tcPr>
-          <w:p>
-            <w:r>
-              <w:t>08:00</w:t>
-            </w:r>
-          </w:p>
-        </w:tc>
-        <w:tc>
-          <w:tcPr>
-            <w:tcW w:type="dxa" w:w="2160"/>
-          </w:tcPr>
-          <w:p>
-            <w:pPr>
-              <w:jc w:val="right"/>
-            </w:pPr>
-            <w:r>
-              <w:t>0,123</w:t>
-            </w:r>
-          </w:p>
-        </w:tc>
-        <w:tc>
-          <w:tcPr>
-            <w:tcW w:type="dxa" w:w="2160"/>
-          </w:tcPr>
-          <w:p>
-            <w:r>
-              <w:t>20:00</w:t>
-            </w:r>
-          </w:p>
-        </w:tc>
-        <w:tc>
-          <w:tcPr>
-            <w:tcW w:type="dxa" w:w="2160"/>
-          </w:tcPr>
-          <w:p>
-            <w:pPr>
-              <w:jc w:val="right"/>
-            </w:pPr>
-            <w:r>
-              <w:t>4,928</w:t>
-            </w:r>
-          </w:p>
-        </w:tc>
-      </w:tr>
-      <w:tr>
-        <w:tc>
-          <w:tcPr>
-            <w:tcW w:type="dxa" w:w="2160"/>
-          </w:tcPr>
-          <w:p>
-            <w:r>
               <w:t>09:00</w:t>
             </w:r>
           </w:p>
@@ -638,7 +638,7 @@
               <w:jc w:val="right"/>
             </w:pPr>
             <w:r>
-              <w:t>0,262</w:t>
+              <w:t>0,234</w:t>
             </w:r>
           </w:p>
         </w:tc>
@@ -661,7 +661,7 @@
               <w:jc w:val="right"/>
             </w:pPr>
             <w:r>
-              <w:t>4,904</w:t>
+              <w:t>4,899</w:t>
             </w:r>
           </w:p>
         </w:tc>
@@ -686,7 +686,7 @@
               <w:jc w:val="right"/>
             </w:pPr>
             <w:r>
-              <w:t>0,853</w:t>
+              <w:t>0,944</w:t>
             </w:r>
           </w:p>
         </w:tc>
@@ -709,7 +709,7 @@
               <w:jc w:val="right"/>
             </w:pPr>
             <w:r>
-              <w:t>4,885</w:t>
+              <w:t>4,871</w:t>
             </w:r>
           </w:p>
         </w:tc>
@@ -734,7 +734,7 @@
               <w:jc w:val="right"/>
             </w:pPr>
             <w:r>
-              <w:t>1,626</w:t>
+              <w:t>1,570</w:t>
             </w:r>
           </w:p>
         </w:tc>
@@ -757,7 +757,7 @@
               <w:jc w:val="right"/>
             </w:pPr>
             <w:r>
-              <w:t>4,928</w:t>
+              <w:t>4,931</w:t>
             </w:r>
           </w:p>
         </w:tc>
@@ -782,7 +782,7 @@
               <w:jc w:val="right"/>
             </w:pPr>
             <w:r>
-              <w:t>3,519</w:t>
+              <w:t>3,552</w:t>
             </w:r>
           </w:p>
         </w:tc>
@@ -805,7 +805,7 @@
               <w:jc w:val="right"/>
             </w:pPr>
             <w:r>
-              <w:t>4,895</w:t>
+              <w:t>4,894</w:t>
             </w:r>
           </w:p>
         </w:tc>
@@ -821,7 +821,7 @@
         <w:rPr>
           <w:b/>
         </w:rPr>
-        <w:t>Итого за сутки: 73,415 МВт·ч.</w:t>
+        <w:t>Итого за сутки: 73,255 МВт·ч.</w:t>
       </w:r>
     </w:p>
     <w:p>
@@ -834,7 +834,7 @@
     </w:p>
     <w:p>
       <w:r>
-        <w:t>Прогноз 40bf98bf5bb5, сформирован 05.02.2026 05:00 (Астана); модель windcast-0.1.0-cascade+direct; погода: Open-Meteo Previous Runs: ECMWF IFS, ECMWF AIFS, ICON, GFS, UKMO, GEM, CMA, выпуск 2026-02-04 18:00:00 UTC.</w:t>
+        <w:t>Прогноз fc7750b5387a, сформирован 05.02.2026 05:00 (Астана); модель windcast-0.1.0-cascade+cqr; погода: Open-Meteo Previous Runs: ECMWF IFS, ECMWF AIFS, ICON, GFS, UKMO, GEM, CMA, выпуск 2026-02-04 18:00:00 UTC.</w:t>
       </w:r>
     </w:p>
     <w:tbl>
@@ -940,7 +940,7 @@
           </w:tcPr>
           <w:p>
             <w:r>
-              <w:t>1,143</w:t>
+              <w:t>1,119</w:t>
             </w:r>
           </w:p>
         </w:tc>
@@ -950,7 +950,7 @@
           </w:tcPr>
           <w:p>
             <w:r>
-              <w:t>2,763</w:t>
+              <w:t>2,769</w:t>
             </w:r>
           </w:p>
         </w:tc>
@@ -960,7 +960,7 @@
           </w:tcPr>
           <w:p>
             <w:r>
-              <w:t>4,742</w:t>
+              <w:t>4,883</w:t>
             </w:r>
           </w:p>
         </w:tc>
@@ -1002,7 +1002,7 @@
           </w:tcPr>
           <w:p>
             <w:r>
-              <w:t>0,698</w:t>
+              <w:t>0,627</w:t>
             </w:r>
           </w:p>
         </w:tc>
@@ -1012,7 +1012,7 @@
           </w:tcPr>
           <w:p>
             <w:r>
-              <w:t>2,454</w:t>
+              <w:t>2,428</w:t>
             </w:r>
           </w:p>
         </w:tc>
@@ -1022,7 +1022,7 @@
           </w:tcPr>
           <w:p>
             <w:r>
-              <w:t>4,578</w:t>
+              <w:t>4,716</w:t>
             </w:r>
           </w:p>
         </w:tc>
@@ -1064,7 +1064,7 @@
           </w:tcPr>
           <w:p>
             <w:r>
-              <w:t>0,192</w:t>
+              <w:t>0,119</w:t>
             </w:r>
           </w:p>
         </w:tc>
@@ -1074,7 +1074,7 @@
           </w:tcPr>
           <w:p>
             <w:r>
-              <w:t>1,752</w:t>
+              <w:t>1,706</w:t>
             </w:r>
           </w:p>
         </w:tc>
@@ -1084,7 +1084,7 @@
           </w:tcPr>
           <w:p>
             <w:r>
-              <w:t>4,306</w:t>
+              <w:t>4,415</w:t>
             </w:r>
           </w:p>
         </w:tc>
@@ -1126,7 +1126,7 @@
           </w:tcPr>
           <w:p>
             <w:r>
-              <w:t>0,063</w:t>
+              <w:t>0,009</w:t>
             </w:r>
           </w:p>
         </w:tc>
@@ -1136,7 +1136,7 @@
           </w:tcPr>
           <w:p>
             <w:r>
-              <w:t>1,113</w:t>
+              <w:t>1,046</w:t>
             </w:r>
           </w:p>
         </w:tc>
@@ -1146,7 +1146,7 @@
           </w:tcPr>
           <w:p>
             <w:r>
-              <w:t>3,614</w:t>
+              <w:t>3,694</w:t>
             </w:r>
           </w:p>
         </w:tc>
@@ -1188,7 +1188,7 @@
           </w:tcPr>
           <w:p>
             <w:r>
-              <w:t>0,015</w:t>
+              <w:t>0,000</w:t>
             </w:r>
           </w:p>
         </w:tc>
@@ -1198,7 +1198,7 @@
           </w:tcPr>
           <w:p>
             <w:r>
-              <w:t>0,587</w:t>
+              <w:t>0,552</w:t>
             </w:r>
           </w:p>
         </w:tc>
@@ -1208,7 +1208,7 @@
           </w:tcPr>
           <w:p>
             <w:r>
-              <w:t>2,938</w:t>
+              <w:t>3,015</w:t>
             </w:r>
           </w:p>
         </w:tc>
@@ -1250,7 +1250,7 @@
           </w:tcPr>
           <w:p>
             <w:r>
-              <w:t>0,003</w:t>
+              <w:t>0,004</w:t>
             </w:r>
           </w:p>
         </w:tc>
@@ -1260,7 +1260,7 @@
           </w:tcPr>
           <w:p>
             <w:r>
-              <w:t>0,204</w:t>
+              <w:t>0,173</w:t>
             </w:r>
           </w:p>
         </w:tc>
@@ -1270,7 +1270,7 @@
           </w:tcPr>
           <w:p>
             <w:r>
-              <w:t>2,001</w:t>
+              <w:t>2,064</w:t>
             </w:r>
           </w:p>
         </w:tc>
@@ -1322,7 +1322,7 @@
           </w:tcPr>
           <w:p>
             <w:r>
-              <w:t>0,119</w:t>
+              <w:t>0,101</w:t>
             </w:r>
           </w:p>
         </w:tc>
@@ -1332,7 +1332,7 @@
           </w:tcPr>
           <w:p>
             <w:r>
-              <w:t>1,583</w:t>
+              <w:t>1,545</w:t>
             </w:r>
           </w:p>
         </w:tc>
@@ -1374,7 +1374,7 @@
           </w:tcPr>
           <w:p>
             <w:r>
-              <w:t>0,001</w:t>
+              <w:t>0,019</w:t>
             </w:r>
           </w:p>
         </w:tc>
@@ -1384,7 +1384,7 @@
           </w:tcPr>
           <w:p>
             <w:r>
-              <w:t>0,123</w:t>
+              <w:t>0,115</w:t>
             </w:r>
           </w:p>
         </w:tc>
@@ -1394,7 +1394,7 @@
           </w:tcPr>
           <w:p>
             <w:r>
-              <w:t>1,091</w:t>
+              <w:t>1,037</w:t>
             </w:r>
           </w:p>
         </w:tc>
@@ -1436,7 +1436,7 @@
           </w:tcPr>
           <w:p>
             <w:r>
-              <w:t>0,006</w:t>
+              <w:t>0,009</w:t>
             </w:r>
           </w:p>
         </w:tc>
@@ -1446,7 +1446,7 @@
           </w:tcPr>
           <w:p>
             <w:r>
-              <w:t>0,262</w:t>
+              <w:t>0,234</w:t>
             </w:r>
           </w:p>
         </w:tc>
@@ -1456,7 +1456,7 @@
           </w:tcPr>
           <w:p>
             <w:r>
-              <w:t>2,233</w:t>
+              <w:t>2,239</w:t>
             </w:r>
           </w:p>
         </w:tc>
@@ -1498,7 +1498,7 @@
           </w:tcPr>
           <w:p>
             <w:r>
-              <w:t>0,010</w:t>
+              <w:t>0,002</w:t>
             </w:r>
           </w:p>
         </w:tc>
@@ -1508,7 +1508,7 @@
           </w:tcPr>
           <w:p>
             <w:r>
-              <w:t>0,853</w:t>
+              <w:t>0,944</w:t>
             </w:r>
           </w:p>
         </w:tc>
@@ -1518,7 +1518,7 @@
           </w:tcPr>
           <w:p>
             <w:r>
-              <w:t>2,875</w:t>
+              <w:t>2,894</w:t>
             </w:r>
           </w:p>
         </w:tc>
@@ -1560,7 +1560,7 @@
           </w:tcPr>
           <w:p>
             <w:r>
-              <w:t>0,054</w:t>
+              <w:t>0,001</w:t>
             </w:r>
           </w:p>
         </w:tc>
@@ -1570,7 +1570,7 @@
           </w:tcPr>
           <w:p>
             <w:r>
-              <w:t>1,626</w:t>
+              <w:t>1,570</w:t>
             </w:r>
           </w:p>
         </w:tc>
@@ -1580,7 +1580,7 @@
           </w:tcPr>
           <w:p>
             <w:r>
-              <w:t>4,007</w:t>
+              <w:t>4,110</w:t>
             </w:r>
           </w:p>
         </w:tc>
@@ -1622,7 +1622,7 @@
           </w:tcPr>
           <w:p>
             <w:r>
-              <w:t>0,511</w:t>
+              <w:t>0,304</w:t>
             </w:r>
           </w:p>
         </w:tc>
@@ -1632,7 +1632,7 @@
           </w:tcPr>
           <w:p>
             <w:r>
-              <w:t>3,519</w:t>
+              <w:t>3,552</w:t>
             </w:r>
           </w:p>
         </w:tc>
@@ -1642,7 +1642,7 @@
           </w:tcPr>
           <w:p>
             <w:r>
-              <w:t>4,880</w:t>
+              <w:t>4,965</w:t>
             </w:r>
           </w:p>
         </w:tc>
@@ -1684,7 +1684,7 @@
           </w:tcPr>
           <w:p>
             <w:r>
-              <w:t>1,365</w:t>
+              <w:t>1,260</w:t>
             </w:r>
           </w:p>
         </w:tc>
@@ -1694,7 +1694,7 @@
           </w:tcPr>
           <w:p>
             <w:r>
-              <w:t>4,041</w:t>
+              <w:t>4,061</w:t>
             </w:r>
           </w:p>
         </w:tc>
@@ -1704,7 +1704,7 @@
           </w:tcPr>
           <w:p>
             <w:r>
-              <w:t>4,981</w:t>
+              <w:t>5,000</w:t>
             </w:r>
           </w:p>
         </w:tc>
@@ -1746,7 +1746,7 @@
           </w:tcPr>
           <w:p>
             <w:r>
-              <w:t>3,120</w:t>
+              <w:t>3,206</w:t>
             </w:r>
           </w:p>
         </w:tc>
@@ -1756,7 +1756,7 @@
           </w:tcPr>
           <w:p>
             <w:r>
-              <w:t>4,902</w:t>
+              <w:t>4,909</w:t>
             </w:r>
           </w:p>
         </w:tc>
@@ -1808,7 +1808,7 @@
           </w:tcPr>
           <w:p>
             <w:r>
-              <w:t>4,549</w:t>
+              <w:t>4,617</w:t>
             </w:r>
           </w:p>
         </w:tc>
@@ -1818,7 +1818,7 @@
           </w:tcPr>
           <w:p>
             <w:r>
-              <w:t>4,886</w:t>
+              <w:t>4,880</w:t>
             </w:r>
           </w:p>
         </w:tc>
@@ -1828,7 +1828,7 @@
           </w:tcPr>
           <w:p>
             <w:r>
-              <w:t>4,989</w:t>
+              <w:t>4,982</w:t>
             </w:r>
           </w:p>
         </w:tc>
@@ -1870,7 +1870,7 @@
           </w:tcPr>
           <w:p>
             <w:r>
-              <w:t>4,720</w:t>
+              <w:t>4,774</w:t>
             </w:r>
           </w:p>
         </w:tc>
@@ -1880,7 +1880,7 @@
           </w:tcPr>
           <w:p>
             <w:r>
-              <w:t>4,885</w:t>
+              <w:t>4,878</w:t>
             </w:r>
           </w:p>
         </w:tc>
@@ -1890,7 +1890,7 @@
           </w:tcPr>
           <w:p>
             <w:r>
-              <w:t>4,986</w:t>
+              <w:t>4,976</w:t>
             </w:r>
           </w:p>
         </w:tc>
@@ -1932,7 +1932,7 @@
           </w:tcPr>
           <w:p>
             <w:r>
-              <w:t>4,781</w:t>
+              <w:t>4,847</w:t>
             </w:r>
           </w:p>
         </w:tc>
@@ -1942,7 +1942,7 @@
           </w:tcPr>
           <w:p>
             <w:r>
-              <w:t>4,931</w:t>
+              <w:t>4,939</w:t>
             </w:r>
           </w:p>
         </w:tc>
@@ -1952,7 +1952,7 @@
           </w:tcPr>
           <w:p>
             <w:r>
-              <w:t>4,996</w:t>
+              <w:t>4,990</w:t>
             </w:r>
           </w:p>
         </w:tc>
@@ -1994,7 +1994,7 @@
           </w:tcPr>
           <w:p>
             <w:r>
-              <w:t>4,777</w:t>
+              <w:t>4,820</w:t>
             </w:r>
           </w:p>
         </w:tc>
@@ -2004,7 +2004,7 @@
           </w:tcPr>
           <w:p>
             <w:r>
-              <w:t>4,909</w:t>
+              <w:t>4,912</w:t>
             </w:r>
           </w:p>
         </w:tc>
@@ -2014,7 +2014,7 @@
           </w:tcPr>
           <w:p>
             <w:r>
-              <w:t>4,988</w:t>
+              <w:t>4,978</w:t>
             </w:r>
           </w:p>
         </w:tc>
@@ -2056,7 +2056,7 @@
           </w:tcPr>
           <w:p>
             <w:r>
-              <w:t>4,810</w:t>
+              <w:t>4,867</w:t>
             </w:r>
           </w:p>
         </w:tc>
@@ -2066,7 +2066,7 @@
           </w:tcPr>
           <w:p>
             <w:r>
-              <w:t>4,946</w:t>
+              <w:t>4,960</w:t>
             </w:r>
           </w:p>
         </w:tc>
@@ -2118,7 +2118,7 @@
           </w:tcPr>
           <w:p>
             <w:r>
-              <w:t>4,810</w:t>
+              <w:t>4,843</w:t>
             </w:r>
           </w:p>
         </w:tc>
@@ -2128,7 +2128,7 @@
           </w:tcPr>
           <w:p>
             <w:r>
-              <w:t>4,928</w:t>
+              <w:t>4,931</w:t>
             </w:r>
           </w:p>
         </w:tc>
@@ -2138,7 +2138,7 @@
           </w:tcPr>
           <w:p>
             <w:r>
-              <w:t>4,998</w:t>
+              <w:t>4,990</w:t>
             </w:r>
           </w:p>
         </w:tc>
@@ -2180,7 +2180,7 @@
           </w:tcPr>
           <w:p>
             <w:r>
-              <w:t>4,797</w:t>
+              <w:t>4,812</w:t>
             </w:r>
           </w:p>
         </w:tc>
@@ -2190,7 +2190,7 @@
           </w:tcPr>
           <w:p>
             <w:r>
-              <w:t>4,904</w:t>
+              <w:t>4,899</w:t>
             </w:r>
           </w:p>
         </w:tc>
@@ -2200,7 +2200,7 @@
           </w:tcPr>
           <w:p>
             <w:r>
-              <w:t>4,992</w:t>
+              <w:t>4,982</w:t>
             </w:r>
           </w:p>
         </w:tc>
@@ -2242,7 +2242,7 @@
           </w:tcPr>
           <w:p>
             <w:r>
-              <w:t>4,774</w:t>
+              <w:t>4,777</w:t>
             </w:r>
           </w:p>
         </w:tc>
@@ -2252,7 +2252,7 @@
           </w:tcPr>
           <w:p>
             <w:r>
-              <w:t>4,885</w:t>
+              <w:t>4,871</w:t>
             </w:r>
           </w:p>
         </w:tc>
@@ -2262,7 +2262,7 @@
           </w:tcPr>
           <w:p>
             <w:r>
-              <w:t>4,989</w:t>
+              <w:t>4,957</w:t>
             </w:r>
           </w:p>
         </w:tc>
@@ -2304,7 +2304,7 @@
           </w:tcPr>
           <w:p>
             <w:r>
-              <w:t>4,815</w:t>
+              <w:t>4,835</w:t>
             </w:r>
           </w:p>
         </w:tc>
@@ -2314,7 +2314,7 @@
           </w:tcPr>
           <w:p>
             <w:r>
-              <w:t>4,928</w:t>
+              <w:t>4,931</w:t>
             </w:r>
           </w:p>
         </w:tc>
@@ -2366,7 +2366,7 @@
           </w:tcPr>
           <w:p>
             <w:r>
-              <w:t>4,607</w:t>
+              <w:t>4,608</w:t>
             </w:r>
           </w:p>
         </w:tc>
@@ -2376,7 +2376,7 @@
           </w:tcPr>
           <w:p>
             <w:r>
-              <w:t>4,895</w:t>
+              <w:t>4,894</w:t>
             </w:r>
           </w:p>
         </w:tc>
@@ -2386,7 +2386,7 @@
           </w:tcPr>
           <w:p>
             <w:r>
-              <w:t>4,993</w:t>
+              <w:t>4,981</w:t>
             </w:r>
           </w:p>
         </w:tc>
@@ -2423,7 +2423,7 @@
         <w:pStyle w:val="ListBullet"/>
       </w:pPr>
       <w:r>
-        <w:t>резкий спад на 1.86 МВт за 3 ч к 04:00</w:t>
+        <w:t>резкий спад на 1.89 МВт за 3 ч к 02:00</w:t>
       </w:r>
     </w:p>
     <w:p>
@@ -2431,7 +2431,7 @@
         <w:pStyle w:val="ListBullet"/>
       </w:pPr>
       <w:r>
-        <w:t>резкий рост на 3.28 МВт за 3 ч к 13:00</w:t>
+        <w:t>резкий рост на 3.34 МВт за 3 ч к 13:00</w:t>
       </w:r>
     </w:p>
     <w:p>
@@ -2568,7 +2568,7 @@
           </w:tcPr>
           <w:p>
             <w:r>
-              <w:t>0,743</w:t>
+              <w:t>0,746</w:t>
             </w:r>
           </w:p>
         </w:tc>
@@ -2578,7 +2578,7 @@
           </w:tcPr>
           <w:p>
             <w:r>
-              <w:t>2,763 → 3,506</w:t>
+              <w:t>2,769 → 3,515</w:t>
             </w:r>
           </w:p>
         </w:tc>
@@ -2630,7 +2630,7 @@
           </w:tcPr>
           <w:p>
             <w:r>
-              <w:t>0,746</w:t>
+              <w:t>0,822</w:t>
             </w:r>
           </w:p>
         </w:tc>
@@ -2640,7 +2640,7 @@
           </w:tcPr>
           <w:p>
             <w:r>
-              <w:t>1,113 → 1,859</w:t>
+              <w:t>1,046 → 1,868</w:t>
             </w:r>
           </w:p>
         </w:tc>
@@ -2692,7 +2692,7 @@
           </w:tcPr>
           <w:p>
             <w:r>
-              <w:t>0,617</w:t>
+              <w:t>0,626</w:t>
             </w:r>
           </w:p>
         </w:tc>
@@ -2702,7 +2702,7 @@
           </w:tcPr>
           <w:p>
             <w:r>
-              <w:t>0,587 → 1,204</w:t>
+              <w:t>0,552 → 1,178</w:t>
             </w:r>
           </w:p>
         </w:tc>
@@ -2754,7 +2754,7 @@
           </w:tcPr>
           <w:p>
             <w:r>
-              <w:t>0,713</w:t>
+              <w:t>0,803</w:t>
             </w:r>
           </w:p>
         </w:tc>
@@ -2764,7 +2764,7 @@
           </w:tcPr>
           <w:p>
             <w:r>
-              <w:t>0,853 → 0,140</w:t>
+              <w:t>0,944 → 0,141</w:t>
             </w:r>
           </w:p>
         </w:tc>
@@ -2816,7 +2816,7 @@
           </w:tcPr>
           <w:p>
             <w:r>
-              <w:t>1,150</w:t>
+              <w:t>1,094</w:t>
             </w:r>
           </w:p>
         </w:tc>
@@ -2826,7 +2826,7 @@
           </w:tcPr>
           <w:p>
             <w:r>
-              <w:t>1,626 → 0,476</w:t>
+              <w:t>1,570 → 0,476</w:t>
             </w:r>
           </w:p>
         </w:tc>
@@ -2878,7 +2878,7 @@
           </w:tcPr>
           <w:p>
             <w:r>
-              <w:t>2,153</w:t>
+              <w:t>2,203</w:t>
             </w:r>
           </w:p>
         </w:tc>
@@ -2888,7 +2888,7 @@
           </w:tcPr>
           <w:p>
             <w:r>
-              <w:t>3,519 → 1,366</w:t>
+              <w:t>3,552 → 1,349</w:t>
             </w:r>
           </w:p>
         </w:tc>
@@ -2940,7 +2940,7 @@
           </w:tcPr>
           <w:p>
             <w:r>
-              <w:t>1,434</w:t>
+              <w:t>1,486</w:t>
             </w:r>
           </w:p>
         </w:tc>
@@ -2950,7 +2950,7 @@
           </w:tcPr>
           <w:p>
             <w:r>
-              <w:t>4,041 → 2,607</w:t>
+              <w:t>4,061 → 2,575</w:t>
             </w:r>
           </w:p>
         </w:tc>
@@ -3002,7 +3002,7 @@
           </w:tcPr>
           <w:p>
             <w:r>
-              <w:t>0,542</w:t>
+              <w:t>0,503</w:t>
             </w:r>
           </w:p>
         </w:tc>
@@ -3012,7 +3012,7 @@
           </w:tcPr>
           <w:p>
             <w:r>
-              <w:t>4,902 → 4,360</w:t>
+              <w:t>4,909 → 4,406</w:t>
             </w:r>
           </w:p>
         </w:tc>
